--- a/dist/exports/salt-analysis_revision_notes.docx
+++ b/dist/exports/salt-analysis_revision_notes.docx
@@ -189,7 +189,7 @@
                 <w:color w:val="2D3748"/>
                 <w:sz w:val="19"/>
               </w:rPr>
-              <w:t>Salt Analysis - Core Application</w:t>
+              <w:t>Salt Analysis — Applied Cases, Reactions &amp; Traps</w:t>
             </w:r>
           </w:p>
         </w:tc>
@@ -209,7 +209,7 @@
               <w:rPr>
                 <w:sz w:val="19"/>
               </w:rPr>
-              <w:t>43 PYQs</w:t>
+              <w:t>26 PYQs</w:t>
             </w:r>
           </w:p>
         </w:tc>
@@ -230,7 +230,181 @@
                 <w:color w:val="718096"/>
                 <w:sz w:val="19"/>
               </w:rPr>
-              <w:t>General Concept</w:t>
+              <w:t>Applied Topics</w:t>
+            </w:r>
+          </w:p>
+        </w:tc>
+      </w:tr>
+      <w:tr>
+        <w:tc>
+          <w:tcPr>
+            <w:tcW w:type="dxa" w:w="2160"/>
+            <w:shd w:fill="FFFFFF"/>
+            <w:tcMar>
+              <w:top w:w="80" w:type="dxa"/>
+              <w:bottom w:w="80" w:type="dxa"/>
+              <w:left w:w="150" w:type="dxa"/>
+              <w:right w:w="150" w:type="dxa"/>
+            </w:tcMar>
+          </w:tcPr>
+          <w:p>
+            <w:r>
+              <w:rPr>
+                <w:b/>
+                <w:color w:val="C53030"/>
+                <w:sz w:val="19"/>
+              </w:rPr>
+              <w:t>Very High</w:t>
+            </w:r>
+          </w:p>
+        </w:tc>
+        <w:tc>
+          <w:tcPr>
+            <w:tcW w:type="dxa" w:w="4320"/>
+            <w:shd w:fill="FFFFFF"/>
+            <w:tcMar>
+              <w:top w:w="80" w:type="dxa"/>
+              <w:bottom w:w="80" w:type="dxa"/>
+              <w:left w:w="150" w:type="dxa"/>
+              <w:right w:w="150" w:type="dxa"/>
+            </w:tcMar>
+          </w:tcPr>
+          <w:p>
+            <w:r>
+              <w:rPr>
+                <w:b/>
+                <w:color w:val="2D3748"/>
+                <w:sz w:val="19"/>
+              </w:rPr>
+              <w:t>Salt Analysis — Standard Calculations &amp; Problem Archetypes</w:t>
+            </w:r>
+          </w:p>
+        </w:tc>
+        <w:tc>
+          <w:tcPr>
+            <w:tcW w:type="dxa" w:w="1728"/>
+            <w:shd w:fill="FFFFFF"/>
+            <w:tcMar>
+              <w:top w:w="80" w:type="dxa"/>
+              <w:bottom w:w="80" w:type="dxa"/>
+              <w:left w:w="150" w:type="dxa"/>
+              <w:right w:w="150" w:type="dxa"/>
+            </w:tcMar>
+          </w:tcPr>
+          <w:p>
+            <w:r>
+              <w:rPr>
+                <w:sz w:val="19"/>
+              </w:rPr>
+              <w:t>17 PYQs</w:t>
+            </w:r>
+          </w:p>
+        </w:tc>
+        <w:tc>
+          <w:tcPr>
+            <w:tcW w:type="dxa" w:w="1872"/>
+            <w:shd w:fill="FFFFFF"/>
+            <w:tcMar>
+              <w:top w:w="80" w:type="dxa"/>
+              <w:bottom w:w="80" w:type="dxa"/>
+              <w:left w:w="150" w:type="dxa"/>
+              <w:right w:w="150" w:type="dxa"/>
+            </w:tcMar>
+          </w:tcPr>
+          <w:p>
+            <w:r>
+              <w:rPr>
+                <w:color w:val="718096"/>
+                <w:sz w:val="19"/>
+              </w:rPr>
+              <w:t>Quantitative Analysis</w:t>
+            </w:r>
+          </w:p>
+        </w:tc>
+      </w:tr>
+      <w:tr>
+        <w:tc>
+          <w:tcPr>
+            <w:tcW w:type="dxa" w:w="2160"/>
+            <w:shd w:fill="F7FAFC"/>
+            <w:tcMar>
+              <w:top w:w="80" w:type="dxa"/>
+              <w:bottom w:w="80" w:type="dxa"/>
+              <w:left w:w="150" w:type="dxa"/>
+              <w:right w:w="150" w:type="dxa"/>
+            </w:tcMar>
+          </w:tcPr>
+          <w:p>
+            <w:r>
+              <w:rPr>
+                <w:b/>
+                <w:color w:val="718096"/>
+                <w:sz w:val="19"/>
+              </w:rPr>
+              <w:t>Moderate</w:t>
+            </w:r>
+          </w:p>
+        </w:tc>
+        <w:tc>
+          <w:tcPr>
+            <w:tcW w:type="dxa" w:w="4320"/>
+            <w:shd w:fill="F7FAFC"/>
+            <w:tcMar>
+              <w:top w:w="80" w:type="dxa"/>
+              <w:bottom w:w="80" w:type="dxa"/>
+              <w:left w:w="150" w:type="dxa"/>
+              <w:right w:w="150" w:type="dxa"/>
+            </w:tcMar>
+          </w:tcPr>
+          <w:p>
+            <w:r>
+              <w:rPr>
+                <w:b/>
+                <w:color w:val="2D3748"/>
+                <w:sz w:val="19"/>
+              </w:rPr>
+              <w:t>Salt Analysis — Core Principles &amp; Governing Laws</w:t>
+            </w:r>
+          </w:p>
+        </w:tc>
+        <w:tc>
+          <w:tcPr>
+            <w:tcW w:type="dxa" w:w="1728"/>
+            <w:shd w:fill="F7FAFC"/>
+            <w:tcMar>
+              <w:top w:w="80" w:type="dxa"/>
+              <w:bottom w:w="80" w:type="dxa"/>
+              <w:left w:w="150" w:type="dxa"/>
+              <w:right w:w="150" w:type="dxa"/>
+            </w:tcMar>
+          </w:tcPr>
+          <w:p>
+            <w:r>
+              <w:rPr>
+                <w:sz w:val="19"/>
+              </w:rPr>
+              <w:t>6 PYQs</w:t>
+            </w:r>
+          </w:p>
+        </w:tc>
+        <w:tc>
+          <w:tcPr>
+            <w:tcW w:type="dxa" w:w="1872"/>
+            <w:shd w:fill="F7FAFC"/>
+            <w:tcMar>
+              <w:top w:w="80" w:type="dxa"/>
+              <w:bottom w:w="80" w:type="dxa"/>
+              <w:left w:w="150" w:type="dxa"/>
+              <w:right w:w="150" w:type="dxa"/>
+            </w:tcMar>
+          </w:tcPr>
+          <w:p>
+            <w:r>
+              <w:rPr>
+                <w:color w:val="718096"/>
+                <w:sz w:val="19"/>
+              </w:rPr>
+              <w:t>Core Principle</w:t>
             </w:r>
           </w:p>
         </w:tc>
@@ -311,6 +485,144 @@
           </w:p>
         </w:tc>
       </w:tr>
+      <w:tr>
+        <w:tc>
+          <w:tcPr>
+            <w:tcW w:type="dxa" w:w="3600"/>
+            <w:shd w:fill="F7FAFC"/>
+            <w:tcMar>
+              <w:top w:w="100" w:type="dxa"/>
+              <w:bottom w:w="100" w:type="dxa"/>
+              <w:left w:w="150" w:type="dxa"/>
+              <w:right w:w="150" w:type="dxa"/>
+            </w:tcMar>
+          </w:tcPr>
+          <w:p>
+            <w:r>
+              <w:rPr>
+                <w:b/>
+                <w:color w:val="1A365D"/>
+                <w:sz w:val="19"/>
+              </w:rPr>
+              <w:t>Salt Analysis — Applied Cases, Reactions &amp; Traps</w:t>
+            </w:r>
+          </w:p>
+        </w:tc>
+        <w:tc>
+          <w:tcPr>
+            <w:tcW w:type="dxa" w:w="6480"/>
+            <w:shd w:fill="F7FAFC"/>
+            <w:tcMar>
+              <w:top w:w="100" w:type="dxa"/>
+              <w:bottom w:w="100" w:type="dxa"/>
+              <w:left w:w="150" w:type="dxa"/>
+              <w:right w:w="150" w:type="dxa"/>
+            </w:tcMar>
+          </w:tcPr>
+          <w:p>
+            <w:r>
+              <w:rPr>
+                <w:rFonts w:ascii="Cambria Math" w:hAnsi="Cambria Math"/>
+                <w:color w:val="2D3748"/>
+                <w:sz w:val="19"/>
+              </w:rPr>
+              <w:t>OH^{-}, \quad NH_{4}OH, \quad Pb^{2+}</w:t>
+            </w:r>
+          </w:p>
+        </w:tc>
+      </w:tr>
+      <w:tr>
+        <w:tc>
+          <w:tcPr>
+            <w:tcW w:type="dxa" w:w="3600"/>
+            <w:shd w:fill="FFFFFF"/>
+            <w:tcMar>
+              <w:top w:w="100" w:type="dxa"/>
+              <w:bottom w:w="100" w:type="dxa"/>
+              <w:left w:w="150" w:type="dxa"/>
+              <w:right w:w="150" w:type="dxa"/>
+            </w:tcMar>
+          </w:tcPr>
+          <w:p>
+            <w:r>
+              <w:rPr>
+                <w:b/>
+                <w:color w:val="1A365D"/>
+                <w:sz w:val="19"/>
+              </w:rPr>
+              <w:t>Salt Analysis — Standard Calculations &amp; Problem Archetypes</w:t>
+            </w:r>
+          </w:p>
+        </w:tc>
+        <w:tc>
+          <w:tcPr>
+            <w:tcW w:type="dxa" w:w="6480"/>
+            <w:shd w:fill="FFFFFF"/>
+            <w:tcMar>
+              <w:top w:w="100" w:type="dxa"/>
+              <w:bottom w:w="100" w:type="dxa"/>
+              <w:left w:w="150" w:type="dxa"/>
+              <w:right w:w="150" w:type="dxa"/>
+            </w:tcMar>
+          </w:tcPr>
+          <w:p>
+            <w:r>
+              <w:rPr>
+                <w:rFonts w:ascii="Cambria Math" w:hAnsi="Cambria Math"/>
+                <w:color w:val="2D3748"/>
+                <w:sz w:val="19"/>
+              </w:rPr>
+              <w:t>OH^{-}, \quad H_{2}S, \quad Fe^{3+},Pb^{2+},Cu^{2+}</w:t>
+            </w:r>
+          </w:p>
+        </w:tc>
+      </w:tr>
+      <w:tr>
+        <w:tc>
+          <w:tcPr>
+            <w:tcW w:type="dxa" w:w="3600"/>
+            <w:shd w:fill="F7FAFC"/>
+            <w:tcMar>
+              <w:top w:w="100" w:type="dxa"/>
+              <w:bottom w:w="100" w:type="dxa"/>
+              <w:left w:w="150" w:type="dxa"/>
+              <w:right w:w="150" w:type="dxa"/>
+            </w:tcMar>
+          </w:tcPr>
+          <w:p>
+            <w:r>
+              <w:rPr>
+                <w:b/>
+                <w:color w:val="1A365D"/>
+                <w:sz w:val="19"/>
+              </w:rPr>
+              <w:t>Salt Analysis — Core Principles &amp; Governing Laws</w:t>
+            </w:r>
+          </w:p>
+        </w:tc>
+        <w:tc>
+          <w:tcPr>
+            <w:tcW w:type="dxa" w:w="6480"/>
+            <w:shd w:fill="F7FAFC"/>
+            <w:tcMar>
+              <w:top w:w="100" w:type="dxa"/>
+              <w:bottom w:w="100" w:type="dxa"/>
+              <w:left w:w="150" w:type="dxa"/>
+              <w:right w:w="150" w:type="dxa"/>
+            </w:tcMar>
+          </w:tcPr>
+          <w:p>
+            <w:r>
+              <w:rPr>
+                <w:rFonts w:ascii="Cambria Math" w:hAnsi="Cambria Math"/>
+                <w:color w:val="2D3748"/>
+                <w:sz w:val="19"/>
+              </w:rPr>
+              <w:t>Sr^{2+},Ba^{2+},Ca^{2+},Cu^{2+},Zn^{2+},Co^{2+},Fe^{2+}, \quad (\text{NO}_{2}^{-}), \quad Sr^{2+},Ba^{2+},Ca^{2+},Cu^{2+}</w:t>
+            </w:r>
+          </w:p>
+        </w:tc>
+      </w:tr>
     </w:tbl>
     <w:p>
       <w:pPr>
@@ -338,7 +650,7 @@
           <w:color w:val="2B6CB0"/>
           <w:sz w:val="24"/>
         </w:rPr>
-        <w:t>3.1 Salt Analysis - Core Application (Very High Yield — 43 PYQs)</w:t>
+        <w:t>3.1 Salt Analysis — Applied Cases, Reactions &amp; Traps (Very High Yield — 26 PYQs)</w:t>
       </w:r>
     </w:p>
     <w:p>
@@ -353,7 +665,7 @@
         <w:rPr>
           <w:sz w:val="20"/>
         </w:rPr>
-        <w:t>Key problem pattern in Salt Analysis.</w:t>
+        <w:t>Special cases, experimental observations, and conceptual traps designed to test deep understanding of Salt Analysis.</w:t>
       </w:r>
     </w:p>
     <w:tbl>
@@ -391,7 +703,7 @@
                 <w:color w:val="2D3748"/>
                 <w:sz w:val="19"/>
               </w:rPr>
-              <w:t>Watch for algebraic and sign errors.</w:t>
+              <w:t>Read questions carefully for keywords like 'incorrect', 'not true', or non-standard conditions.</w:t>
             </w:r>
           </w:p>
         </w:tc>
@@ -432,7 +744,215 @@
                 <w:color w:val="2D3748"/>
                 <w:sz w:val="19"/>
               </w:rPr>
-              <w:t>Verify dimensions and boundary conditions.</w:t>
+              <w:t>Elimination of extreme or unphysical answer choices improves accuracy in assertion-reason and multiple-statement questions.</w:t>
+            </w:r>
+          </w:p>
+        </w:tc>
+      </w:tr>
+    </w:tbl>
+    <w:p>
+      <w:pPr>
+        <w:spacing w:before="120" w:after="40"/>
+      </w:pPr>
+      <w:r>
+        <w:rPr>
+          <w:b/>
+          <w:color w:val="1A365D"/>
+          <w:sz w:val="19"/>
+        </w:rPr>
+        <w:t>Source PYQs testing this concept:</w:t>
+      </w:r>
+    </w:p>
+    <w:p>
+      <w:pPr>
+        <w:pStyle w:val="ListBullet"/>
+        <w:spacing w:after="40"/>
+      </w:pPr>
+      <w:r>
+        <w:rPr>
+          <w:b/>
+          <w:sz w:val="18"/>
+        </w:rPr>
+        <w:t xml:space="preserve">[2026 Morning Shift] Q#2 (MCQ): </w:t>
+      </w:r>
+      <w:r>
+        <w:rPr>
+          <w:sz w:val="18"/>
+        </w:rPr>
+        <w:t xml:space="preserve">"A salt with few drops of conc. HCl gives apple green colour in flame test. The group precipitate of the salt is dissolved in acetic acid and..."  </w:t>
+      </w:r>
+      <w:r>
+        <w:rPr>
+          <w:b/>
+          <w:color w:val="2B6CB0"/>
+          <w:sz w:val="18"/>
+        </w:rPr>
+        <w:t>[Ans: N/A]</w:t>
+      </w:r>
+    </w:p>
+    <w:p>
+      <w:pPr>
+        <w:pStyle w:val="ListBullet"/>
+        <w:spacing w:after="40"/>
+      </w:pPr>
+      <w:r>
+        <w:rPr>
+          <w:b/>
+          <w:sz w:val="18"/>
+        </w:rPr>
+        <w:t xml:space="preserve">[2025 Evening Shift] Q#1 (MCQ): </w:t>
+      </w:r>
+      <w:r>
+        <w:rPr>
+          <w:sz w:val="18"/>
+        </w:rPr>
+        <w:t xml:space="preserve">"Identify the inorganic sulphides that are yellow in colour : (A) (NH_(4))_(2)S (B) PbS (C) CuS (D) As_(2)S_(3) (E) As_(2)S_(5) Cho..."  </w:t>
+      </w:r>
+      <w:r>
+        <w:rPr>
+          <w:b/>
+          <w:color w:val="2B6CB0"/>
+          <w:sz w:val="18"/>
+        </w:rPr>
+        <w:t>[Ans: N/A]</w:t>
+      </w:r>
+    </w:p>
+    <w:p>
+      <w:pPr>
+        <w:pStyle w:val="ListBullet"/>
+        <w:spacing w:after="40"/>
+      </w:pPr>
+      <w:r>
+        <w:rPr>
+          <w:b/>
+          <w:sz w:val="18"/>
+        </w:rPr>
+        <w:t xml:space="preserve">[2025 Evening Shift] Q#2 (MCQ): </w:t>
+      </w:r>
+      <w:r>
+        <w:rPr>
+          <w:sz w:val="18"/>
+        </w:rPr>
+        <w:t xml:space="preserve">"Match the LIST-I with LIST-II LIST-I (Reagent) LIST-II (Functional Group detected) A. Sodium bicarbonate solution I. double bond/unsaturatio..."  </w:t>
+      </w:r>
+      <w:r>
+        <w:rPr>
+          <w:b/>
+          <w:color w:val="2B6CB0"/>
+          <w:sz w:val="18"/>
+        </w:rPr>
+        <w:t>[Ans: N/A]</w:t>
+      </w:r>
+    </w:p>
+    <w:p>
+      <w:pPr>
+        <w:spacing w:after="120"/>
+      </w:pPr>
+    </w:p>
+    <w:p>
+      <w:pPr>
+        <w:pStyle w:val="Heading2"/>
+      </w:pPr>
+      <w:r>
+        <w:rPr>
+          <w:color w:val="2B6CB0"/>
+          <w:sz w:val="24"/>
+        </w:rPr>
+        <w:t>3.2 Salt Analysis — Standard Calculations &amp; Problem Archetypes (Very High Yield — 17 PYQs)</w:t>
+      </w:r>
+    </w:p>
+    <w:p>
+      <w:r>
+        <w:rPr>
+          <w:b/>
+          <w:sz w:val="20"/>
+        </w:rPr>
+        <w:t xml:space="preserve">Core Principle: </w:t>
+      </w:r>
+      <w:r>
+        <w:rPr>
+          <w:sz w:val="20"/>
+        </w:rPr>
+        <w:t>Quantitative numerical problem-solving techniques and standard question patterns frequently seen in Salt Analysis.</w:t>
+      </w:r>
+    </w:p>
+    <w:tbl>
+      <w:tblPr>
+        <w:tblW w:type="auto" w:w="0"/>
+        <w:jc w:val="center"/>
+        <w:tblLook w:firstColumn="1" w:firstRow="1" w:lastColumn="0" w:lastRow="0" w:noHBand="0" w:noVBand="1" w:val="04A0"/>
+      </w:tblPr>
+      <w:tblGrid>
+        <w:gridCol w:w="10080"/>
+      </w:tblGrid>
+      <w:tr>
+        <w:tc>
+          <w:tcPr>
+            <w:tcW w:type="dxa" w:w="10080"/>
+            <w:shd w:fill="FFF5F5"/>
+            <w:tcMar>
+              <w:top w:w="100" w:type="dxa"/>
+              <w:bottom w:w="100" w:type="dxa"/>
+              <w:left w:w="150" w:type="dxa"/>
+              <w:right w:w="150" w:type="dxa"/>
+            </w:tcMar>
+          </w:tcPr>
+          <w:p>
+            <w:r>
+              <w:rPr>
+                <w:b/>
+                <w:color w:val="C53030"/>
+                <w:sz w:val="19"/>
+              </w:rPr>
+              <w:t xml:space="preserve">⚠️ Common Trap / JEE Pitfall: </w:t>
+            </w:r>
+            <w:r>
+              <w:rPr>
+                <w:color w:val="2D3748"/>
+                <w:sz w:val="19"/>
+              </w:rPr>
+              <w:t>Watch for algebraic rounding, stoichiometric balancing, and boundary condition checks.</w:t>
+            </w:r>
+          </w:p>
+        </w:tc>
+      </w:tr>
+    </w:tbl>
+    <w:tbl>
+      <w:tblPr>
+        <w:tblW w:type="auto" w:w="0"/>
+        <w:jc w:val="center"/>
+        <w:tblLook w:firstColumn="1" w:firstRow="1" w:lastColumn="0" w:lastRow="0" w:noHBand="0" w:noVBand="1" w:val="04A0"/>
+      </w:tblPr>
+      <w:tblGrid>
+        <w:gridCol w:w="10080"/>
+      </w:tblGrid>
+      <w:tr>
+        <w:tc>
+          <w:tcPr>
+            <w:tcW w:type="dxa" w:w="10080"/>
+            <w:shd w:fill="F0FFF4"/>
+            <w:tcMar>
+              <w:top w:w="100" w:type="dxa"/>
+              <w:bottom w:w="100" w:type="dxa"/>
+              <w:left w:w="150" w:type="dxa"/>
+              <w:right w:w="150" w:type="dxa"/>
+            </w:tcMar>
+          </w:tcPr>
+          <w:p>
+            <w:r>
+              <w:rPr>
+                <w:b/>
+                <w:color w:val="276749"/>
+                <w:sz w:val="19"/>
+              </w:rPr>
+              <w:t xml:space="preserve">💡 Speed Hack / Trick: </w:t>
+            </w:r>
+            <w:r>
+              <w:rPr>
+                <w:color w:val="2D3748"/>
+                <w:sz w:val="19"/>
+              </w:rPr>
+              <w:t>Dimensional consistency checks and ratio comparisons can quickly eliminate incorrect options.</w:t>
             </w:r>
           </w:p>
         </w:tc>
@@ -515,13 +1035,221 @@
           <w:b/>
           <w:sz w:val="18"/>
         </w:rPr>
-        <w:t xml:space="preserve">[2026 Morning Shift] Q#2 (MCQ): </w:t>
+        <w:t xml:space="preserve">[2026 Evening Shift] Q#4 (MCQ): </w:t>
       </w:r>
       <w:r>
         <w:rPr>
           <w:sz w:val="18"/>
         </w:rPr>
-        <w:t xml:space="preserve">"A salt with few drops of conc. HCl gives apple green colour in flame test. The group precipitate of the salt is dissolved in acetic acid and..."  </w:t>
+        <w:t xml:space="preserve">"In the Group analysis of cations, Ba^2+ &amp; Ca^2+ are precipitated respectively as..."  </w:t>
+      </w:r>
+      <w:r>
+        <w:rPr>
+          <w:b/>
+          <w:color w:val="2B6CB0"/>
+          <w:sz w:val="18"/>
+        </w:rPr>
+        <w:t>[Ans: D]</w:t>
+      </w:r>
+    </w:p>
+    <w:p>
+      <w:pPr>
+        <w:spacing w:after="120"/>
+      </w:pPr>
+    </w:p>
+    <w:p>
+      <w:pPr>
+        <w:pStyle w:val="Heading2"/>
+      </w:pPr>
+      <w:r>
+        <w:rPr>
+          <w:color w:val="2B6CB0"/>
+          <w:sz w:val="24"/>
+        </w:rPr>
+        <w:t>3.3 Salt Analysis — Core Principles &amp; Governing Laws (Moderate Yield — 6 PYQs)</w:t>
+      </w:r>
+    </w:p>
+    <w:p>
+      <w:r>
+        <w:rPr>
+          <w:b/>
+          <w:sz w:val="20"/>
+        </w:rPr>
+        <w:t xml:space="preserve">Core Principle: </w:t>
+      </w:r>
+      <w:r>
+        <w:rPr>
+          <w:sz w:val="20"/>
+        </w:rPr>
+        <w:t>Fundamental definitions, core postulates, and governing physical/chemical relations in Salt Analysis.</w:t>
+      </w:r>
+    </w:p>
+    <w:tbl>
+      <w:tblPr>
+        <w:tblW w:type="auto" w:w="0"/>
+        <w:jc w:val="center"/>
+        <w:tblLook w:firstColumn="1" w:firstRow="1" w:lastColumn="0" w:lastRow="0" w:noHBand="0" w:noVBand="1" w:val="04A0"/>
+      </w:tblPr>
+      <w:tblGrid>
+        <w:gridCol w:w="10080"/>
+      </w:tblGrid>
+      <w:tr>
+        <w:tc>
+          <w:tcPr>
+            <w:tcW w:type="dxa" w:w="10080"/>
+            <w:shd w:fill="FFF5F5"/>
+            <w:tcMar>
+              <w:top w:w="100" w:type="dxa"/>
+              <w:bottom w:w="100" w:type="dxa"/>
+              <w:left w:w="150" w:type="dxa"/>
+              <w:right w:w="150" w:type="dxa"/>
+            </w:tcMar>
+          </w:tcPr>
+          <w:p>
+            <w:r>
+              <w:rPr>
+                <w:b/>
+                <w:color w:val="C53030"/>
+                <w:sz w:val="19"/>
+              </w:rPr>
+              <w:t xml:space="preserve">⚠️ Common Trap / JEE Pitfall: </w:t>
+            </w:r>
+            <w:r>
+              <w:rPr>
+                <w:color w:val="2D3748"/>
+                <w:sz w:val="19"/>
+              </w:rPr>
+              <w:t>Carefully verify units, standard reference states, and sign conventions in Salt Analysis.</w:t>
+            </w:r>
+          </w:p>
+        </w:tc>
+      </w:tr>
+    </w:tbl>
+    <w:tbl>
+      <w:tblPr>
+        <w:tblW w:type="auto" w:w="0"/>
+        <w:jc w:val="center"/>
+        <w:tblLook w:firstColumn="1" w:firstRow="1" w:lastColumn="0" w:lastRow="0" w:noHBand="0" w:noVBand="1" w:val="04A0"/>
+      </w:tblPr>
+      <w:tblGrid>
+        <w:gridCol w:w="10080"/>
+      </w:tblGrid>
+      <w:tr>
+        <w:tc>
+          <w:tcPr>
+            <w:tcW w:type="dxa" w:w="10080"/>
+            <w:shd w:fill="F0FFF4"/>
+            <w:tcMar>
+              <w:top w:w="100" w:type="dxa"/>
+              <w:bottom w:w="100" w:type="dxa"/>
+              <w:left w:w="150" w:type="dxa"/>
+              <w:right w:w="150" w:type="dxa"/>
+            </w:tcMar>
+          </w:tcPr>
+          <w:p>
+            <w:r>
+              <w:rPr>
+                <w:b/>
+                <w:color w:val="276749"/>
+                <w:sz w:val="19"/>
+              </w:rPr>
+              <w:t xml:space="preserve">💡 Speed Hack / Trick: </w:t>
+            </w:r>
+            <w:r>
+              <w:rPr>
+                <w:color w:val="2D3748"/>
+                <w:sz w:val="19"/>
+              </w:rPr>
+              <w:t>Focus on high-yield formulas and standard limiting approximations tested in Salt Analysis PYQs.</w:t>
+            </w:r>
+          </w:p>
+        </w:tc>
+      </w:tr>
+    </w:tbl>
+    <w:p>
+      <w:pPr>
+        <w:spacing w:before="120" w:after="40"/>
+      </w:pPr>
+      <w:r>
+        <w:rPr>
+          <w:b/>
+          <w:color w:val="1A365D"/>
+          <w:sz w:val="19"/>
+        </w:rPr>
+        <w:t>Source PYQs testing this concept:</w:t>
+      </w:r>
+    </w:p>
+    <w:p>
+      <w:pPr>
+        <w:pStyle w:val="ListBullet"/>
+        <w:spacing w:after="40"/>
+      </w:pPr>
+      <w:r>
+        <w:rPr>
+          <w:b/>
+          <w:sz w:val="18"/>
+        </w:rPr>
+        <w:t xml:space="preserve">[2026 Morning Shift] Q#3 (MCQ): </w:t>
+      </w:r>
+      <w:r>
+        <w:rPr>
+          <w:sz w:val="18"/>
+        </w:rPr>
+        <w:t xml:space="preserve">"Given below are two statements: Statement I : Griss-Ilosvay test is used for the detection of nitrite ion, which involves the use of sulphan..."  </w:t>
+      </w:r>
+      <w:r>
+        <w:rPr>
+          <w:b/>
+          <w:color w:val="2B6CB0"/>
+          <w:sz w:val="18"/>
+        </w:rPr>
+        <w:t>[Ans: D]</w:t>
+      </w:r>
+    </w:p>
+    <w:p>
+      <w:pPr>
+        <w:pStyle w:val="ListBullet"/>
+        <w:spacing w:after="40"/>
+      </w:pPr>
+      <w:r>
+        <w:rPr>
+          <w:b/>
+          <w:sz w:val="18"/>
+        </w:rPr>
+        <w:t xml:space="preserve">[2025 Evening Shift] Q#3 (MCQ): </w:t>
+      </w:r>
+      <w:r>
+        <w:rPr>
+          <w:sz w:val="18"/>
+        </w:rPr>
+        <w:t xml:space="preserve">"Formation of Na_(4)[Fe(CN)_(5)NOS] , a purple coloured complex formed by addition of sodium nitroprusside in sodium carbonate extract of s..."  </w:t>
+      </w:r>
+      <w:r>
+        <w:rPr>
+          <w:b/>
+          <w:color w:val="2B6CB0"/>
+          <w:sz w:val="18"/>
+        </w:rPr>
+        <w:t>[Ans: N/A]</w:t>
+      </w:r>
+    </w:p>
+    <w:p>
+      <w:pPr>
+        <w:pStyle w:val="ListBullet"/>
+        <w:spacing w:after="40"/>
+      </w:pPr>
+      <w:r>
+        <w:rPr>
+          <w:b/>
+          <w:sz w:val="18"/>
+        </w:rPr>
+        <w:t xml:space="preserve">[2025 Morning Shift] Q#4 (MCQ): </w:t>
+      </w:r>
+      <w:r>
+        <w:rPr>
+          <w:sz w:val="18"/>
+        </w:rPr>
+        <w:t xml:space="preserve">"Given below are two statements : Statement I : Mohr's salt is composed of only three types of ions-ferrous, ammonium and sulfate. Statement ..."  </w:t>
       </w:r>
       <w:r>
         <w:rPr>
@@ -660,6 +1388,250 @@
               <w:t>Solution Analysis:</w:t>
               <w:br/>
               <w:t>While passing H_(2)S in the presence of NH_(4)OH , the medium becomes basic. In basic medium, the concentration of S^2- ions increases, so sulphides of some metal ions get precipitated. Now let us check the given ions: Fe^3+ : does not precipitate here as sulphide in this group Pb^2+ : belongs to earlier group and is precipitated as chloride, not here Cu^2+ : precipitates as CuS Mn^2+ : can precipitate as MnS in ammoniacal medium But in classical qualitative analysis, passing H_(2)S in presence of NH_(4)OH is used for precipitating group IV cations like Mn^2+ , Zn^2+ , Ni^2+ , Co^2+ as sulphides. So the ion identified here is Mn^2+ . The corresponding metal is manganese, and its highest oxidation state is: +7 Hence, the correct option is: Option D(+7)</w:t>
+            </w:r>
+          </w:p>
+        </w:tc>
+      </w:tr>
+    </w:tbl>
+    <w:p>
+      <w:pPr>
+        <w:spacing w:after="120"/>
+      </w:pPr>
+    </w:p>
+    <w:p>
+      <w:pPr>
+        <w:spacing w:before="160" w:after="40"/>
+      </w:pPr>
+      <w:r>
+        <w:rPr>
+          <w:b/>
+          <w:color w:val="1A365D"/>
+          <w:sz w:val="22"/>
+        </w:rPr>
+        <w:t>Benchmark Problem 2: JEE Main 2026 (Online) 28th January Morning Shift (Q#3)</w:t>
+      </w:r>
+    </w:p>
+    <w:p>
+      <w:pPr>
+        <w:spacing w:after="80"/>
+      </w:pPr>
+      <w:r>
+        <w:rPr>
+          <w:sz w:val="20"/>
+        </w:rPr>
+        <w:t>Given below are two statements: Statement I : Griss-Ilosvay test is used for the detection of nitrite ion, which involves the use of sulphanilic acid and α -naphthylamine reagent. Statement II : In the above test, sulphanilic acid is diazotized by the acidified nitrite ion, which on further coupling with α -naphthylamine forms an azo-dye. In the light of the above statements, choose the correct answer from the options given below</w:t>
+      </w:r>
+    </w:p>
+    <w:p>
+      <w:pPr>
+        <w:pStyle w:val="ListBullet"/>
+        <w:spacing w:after="20"/>
+      </w:pPr>
+      <w:r>
+        <w:rPr>
+          <w:sz w:val="19"/>
+        </w:rPr>
+        <w:t>(A) Statement I is true but Statement II is false</w:t>
+      </w:r>
+    </w:p>
+    <w:p>
+      <w:pPr>
+        <w:pStyle w:val="ListBullet"/>
+        <w:spacing w:after="20"/>
+      </w:pPr>
+      <w:r>
+        <w:rPr>
+          <w:sz w:val="19"/>
+        </w:rPr>
+        <w:t>(B) Both Statement I and Statement II are false</w:t>
+      </w:r>
+    </w:p>
+    <w:p>
+      <w:pPr>
+        <w:pStyle w:val="ListBullet"/>
+        <w:spacing w:after="20"/>
+      </w:pPr>
+      <w:r>
+        <w:rPr>
+          <w:sz w:val="19"/>
+        </w:rPr>
+        <w:t>(C) Statement I is false but Statement II is true</w:t>
+      </w:r>
+    </w:p>
+    <w:p>
+      <w:pPr>
+        <w:pStyle w:val="ListBullet"/>
+        <w:spacing w:after="20"/>
+      </w:pPr>
+      <w:r>
+        <w:rPr>
+          <w:b/>
+          <w:color w:val="276749"/>
+          <w:sz w:val="19"/>
+        </w:rPr>
+        <w:t>(D) Both Statement I and Statement II are true</w:t>
+      </w:r>
+    </w:p>
+    <w:tbl>
+      <w:tblPr>
+        <w:tblW w:type="auto" w:w="0"/>
+        <w:jc w:val="center"/>
+        <w:tblLook w:firstColumn="1" w:firstRow="1" w:lastColumn="0" w:lastRow="0" w:noHBand="0" w:noVBand="1" w:val="04A0"/>
+      </w:tblPr>
+      <w:tblGrid>
+        <w:gridCol w:w="10080"/>
+      </w:tblGrid>
+      <w:tr>
+        <w:tc>
+          <w:tcPr>
+            <w:tcW w:type="dxa" w:w="10080"/>
+            <w:shd w:fill="F7FAFC"/>
+            <w:tcMar>
+              <w:top w:w="100" w:type="dxa"/>
+              <w:bottom w:w="100" w:type="dxa"/>
+              <w:left w:w="150" w:type="dxa"/>
+              <w:right w:w="150" w:type="dxa"/>
+            </w:tcMar>
+          </w:tcPr>
+          <w:p>
+            <w:r>
+              <w:rPr>
+                <w:b/>
+                <w:color w:val="1A365D"/>
+                <w:sz w:val="19"/>
+              </w:rPr>
+              <w:t>Correct Answer: D</w:t>
+              <w:br/>
+            </w:r>
+            <w:r>
+              <w:rPr>
+                <w:color w:val="2D3748"/>
+                <w:sz w:val="18"/>
+              </w:rPr>
+              <w:t>Solution Analysis:</w:t>
+              <w:br/>
+              <w:t>In Gries–Ilosvay test for nitrite ion (NO_(2)^-) , the reagents used are sulphanilic acid and α -naphthylamine . In acidic medium, nitrite ion forms nitrous acid HNO_(2) , which diazotizes sulphanilic acid to give a diazonium salt . This diazonium salt then couples with α -naphthylamine to form a coloured azo dye (usually reddish/pink). So, Statement I is true and Statement II is also true . Correct option: D (Both Statement I and Statement II are true)</w:t>
+            </w:r>
+          </w:p>
+        </w:tc>
+      </w:tr>
+    </w:tbl>
+    <w:p>
+      <w:pPr>
+        <w:spacing w:after="120"/>
+      </w:pPr>
+    </w:p>
+    <w:p>
+      <w:pPr>
+        <w:spacing w:before="160" w:after="40"/>
+      </w:pPr>
+      <w:r>
+        <w:rPr>
+          <w:b/>
+          <w:color w:val="1A365D"/>
+          <w:sz w:val="22"/>
+        </w:rPr>
+        <w:t>Benchmark Problem 3: JEE Main 2025 (Online) 28th January Evening Shift (Q#1)</w:t>
+      </w:r>
+    </w:p>
+    <w:p>
+      <w:pPr>
+        <w:spacing w:after="80"/>
+      </w:pPr>
+      <w:r>
+        <w:rPr>
+          <w:sz w:val="20"/>
+        </w:rPr>
+        <w:t>Identify the inorganic sulphides that are yellow in colour : (A) (NH_(4))_(2)S (B) PbS (C) CuS (D) As_(2)S_(3) (E) As_(2)S_(5) Choose the correct answer from the options given below :</w:t>
+      </w:r>
+    </w:p>
+    <w:p>
+      <w:pPr>
+        <w:pStyle w:val="ListBullet"/>
+        <w:spacing w:after="20"/>
+      </w:pPr>
+      <w:r>
+        <w:rPr>
+          <w:sz w:val="19"/>
+        </w:rPr>
+        <w:t>(A) (D) and (E) only</w:t>
+      </w:r>
+    </w:p>
+    <w:p>
+      <w:pPr>
+        <w:pStyle w:val="ListBullet"/>
+        <w:spacing w:after="20"/>
+      </w:pPr>
+      <w:r>
+        <w:rPr>
+          <w:sz w:val="19"/>
+        </w:rPr>
+        <w:t>(B) (A) and (B) only</w:t>
+      </w:r>
+    </w:p>
+    <w:p>
+      <w:pPr>
+        <w:pStyle w:val="ListBullet"/>
+        <w:spacing w:after="20"/>
+      </w:pPr>
+      <w:r>
+        <w:rPr>
+          <w:sz w:val="19"/>
+        </w:rPr>
+        <w:t>(C) (A), (D) and (E) only</w:t>
+      </w:r>
+    </w:p>
+    <w:p>
+      <w:pPr>
+        <w:pStyle w:val="ListBullet"/>
+        <w:spacing w:after="20"/>
+      </w:pPr>
+      <w:r>
+        <w:rPr>
+          <w:sz w:val="19"/>
+        </w:rPr>
+        <w:t>(D) (A) and (C) only</w:t>
+      </w:r>
+    </w:p>
+    <w:tbl>
+      <w:tblPr>
+        <w:tblW w:type="auto" w:w="0"/>
+        <w:jc w:val="center"/>
+        <w:tblLook w:firstColumn="1" w:firstRow="1" w:lastColumn="0" w:lastRow="0" w:noHBand="0" w:noVBand="1" w:val="04A0"/>
+      </w:tblPr>
+      <w:tblGrid>
+        <w:gridCol w:w="10080"/>
+      </w:tblGrid>
+      <w:tr>
+        <w:tc>
+          <w:tcPr>
+            <w:tcW w:type="dxa" w:w="10080"/>
+            <w:shd w:fill="F7FAFC"/>
+            <w:tcMar>
+              <w:top w:w="100" w:type="dxa"/>
+              <w:bottom w:w="100" w:type="dxa"/>
+              <w:left w:w="150" w:type="dxa"/>
+              <w:right w:w="150" w:type="dxa"/>
+            </w:tcMar>
+          </w:tcPr>
+          <w:p>
+            <w:r>
+              <w:rPr>
+                <w:b/>
+                <w:color w:val="1A365D"/>
+                <w:sz w:val="19"/>
+              </w:rPr>
+              <w:t>Correct Answer: None</w:t>
+              <w:br/>
+            </w:r>
+            <w:r>
+              <w:rPr>
+                <w:color w:val="2D3748"/>
+                <w:sz w:val="18"/>
+              </w:rPr>
+              <w:t>Solution Analysis:</w:t>
+              <w:br/>
+              <w:t>We want to identify which among the listed sulfides are yellow in color: (NH_(𝟒))_(𝟐)S Ammonium sulfide is typically encountered as an aqueous solution that can be colorless to slightly yellowish in solution form. It is not known as a distinct “yellow sulfide” compound in the same sense as solid colored sulfides like orpiment (see below). PbS (lead(II) sulfide) PbS (Galena) is well-known to be black or grayish‐black in color. CuS (copper(II) sulfide) CuS is black (covellite). As_(𝟐)S_(𝟑) (arsenic(III) sulfide) As_(2)S_(3) (orpiment) is characteristically yellow . As_(𝟐)S_(𝟓) (arsenic(V) sulfide) As_(2)S_(5) is also typically a yellow sulfide. Hence, among the options given, (D)As_(2)S_(3) and (E)As_(2)S_(5) are the two yellow inorganic sulfides. Correct Choice (D) and (E) only.</w:t>
             </w:r>
           </w:p>
         </w:tc>

--- a/dist/exports/salt-analysis_revision_notes.docx
+++ b/dist/exports/salt-analysis_revision_notes.docx
@@ -276,7 +276,7 @@
                 <w:color w:val="2D3748"/>
                 <w:sz w:val="19"/>
               </w:rPr>
-              <w:t>Salt Analysis — Standard Calculations &amp; Problem Archetypes</w:t>
+              <w:t>Salt Analysis — Core Principles &amp; Governing Laws</w:t>
             </w:r>
           </w:p>
         </w:tc>
@@ -296,7 +296,7 @@
               <w:rPr>
                 <w:sz w:val="19"/>
               </w:rPr>
-              <w:t>17 PYQs</w:t>
+              <w:t>16 PYQs</w:t>
             </w:r>
           </w:p>
         </w:tc>
@@ -317,7 +317,7 @@
                 <w:color w:val="718096"/>
                 <w:sz w:val="19"/>
               </w:rPr>
-              <w:t>Quantitative Analysis</w:t>
+              <w:t>Core Principle</w:t>
             </w:r>
           </w:p>
         </w:tc>
@@ -341,7 +341,7 @@
                 <w:color w:val="718096"/>
                 <w:sz w:val="19"/>
               </w:rPr>
-              <w:t>Moderate</w:t>
+              <w:t>Standard</w:t>
             </w:r>
           </w:p>
         </w:tc>
@@ -363,7 +363,7 @@
                 <w:color w:val="2D3748"/>
                 <w:sz w:val="19"/>
               </w:rPr>
-              <w:t>Salt Analysis — Core Principles &amp; Governing Laws</w:t>
+              <w:t>Salt Analysis — Standard Calculations &amp; Problem Archetypes</w:t>
             </w:r>
           </w:p>
         </w:tc>
@@ -383,7 +383,7 @@
               <w:rPr>
                 <w:sz w:val="19"/>
               </w:rPr>
-              <w:t>6 PYQs</w:t>
+              <w:t>1 PYQs</w:t>
             </w:r>
           </w:p>
         </w:tc>
@@ -404,7 +404,7 @@
                 <w:color w:val="718096"/>
                 <w:sz w:val="19"/>
               </w:rPr>
-              <w:t>Core Principle</w:t>
+              <w:t>Quantitative Analysis</w:t>
             </w:r>
           </w:p>
         </w:tc>
@@ -526,7 +526,7 @@
                 <w:color w:val="2D3748"/>
                 <w:sz w:val="19"/>
               </w:rPr>
-              <w:t>OH^{-}, \quad NH_{4}OH, \quad Pb^{2+}</w:t>
+              <w:t>CuSO_{4}, \quad KMnO_{4}, \quad +K_{4}[Fe(CN)_{6}] \rightarrow</w:t>
             </w:r>
           </w:p>
         </w:tc>
@@ -550,7 +550,7 @@
                 <w:color w:val="1A365D"/>
                 <w:sz w:val="19"/>
               </w:rPr>
-              <w:t>Salt Analysis — Standard Calculations &amp; Problem Archetypes</w:t>
+              <w:t>Salt Analysis — Core Principles &amp; Governing Laws</w:t>
             </w:r>
           </w:p>
         </w:tc>
@@ -572,7 +572,7 @@
                 <w:color w:val="2D3748"/>
                 <w:sz w:val="19"/>
               </w:rPr>
-              <w:t>OH^{-}, \quad H_{2}S, \quad Fe^{3+},Pb^{2+},Cu^{2+}</w:t>
+              <w:t>NH_{4}OH, \quad x_{3}Scm^{2}mol^{-1}, \quad Ca^{2+}</w:t>
             </w:r>
           </w:p>
         </w:tc>
@@ -596,7 +596,7 @@
                 <w:color w:val="1A365D"/>
                 <w:sz w:val="19"/>
               </w:rPr>
-              <w:t>Salt Analysis — Core Principles &amp; Governing Laws</w:t>
+              <w:t>Salt Analysis — Standard Calculations &amp; Problem Archetypes</w:t>
             </w:r>
           </w:p>
         </w:tc>
@@ -618,7 +618,7 @@
                 <w:color w:val="2D3748"/>
                 <w:sz w:val="19"/>
               </w:rPr>
-              <w:t>Sr^{2+},Ba^{2+},Ca^{2+},Cu^{2+},Zn^{2+},Co^{2+},Fe^{2+}, \quad (\text{NO}_{2}^{-}), \quad Sr^{2+},Ba^{2+},Ca^{2+},Cu^{2+}</w:t>
+              <w:t>Mg(NH_{4})PO_{4}, \quad SrSO_{4}</w:t>
             </w:r>
           </w:p>
         </w:tc>
@@ -800,13 +800,13 @@
           <w:b/>
           <w:sz w:val="18"/>
         </w:rPr>
-        <w:t xml:space="preserve">[2025 Evening Shift] Q#1 (MCQ): </w:t>
+        <w:t xml:space="preserve">[2026 Morning Shift] Q#3 (MCQ): </w:t>
       </w:r>
       <w:r>
         <w:rPr>
           <w:sz w:val="18"/>
         </w:rPr>
-        <w:t xml:space="preserve">"Identify the inorganic sulphides that are yellow in colour : (A) (NH_(4))_(2)S (B) PbS (C) CuS (D) As_(2)S_(3) (E) As_(2)S_(5) Cho..."  </w:t>
+        <w:t xml:space="preserve">"Given below are two statements: Statement I : Griss-Ilosvay test is used for the detection of nitrite ion, which involves the use of sulphan..."  </w:t>
       </w:r>
       <w:r>
         <w:rPr>
@@ -814,7 +814,7 @@
           <w:color w:val="2B6CB0"/>
           <w:sz w:val="18"/>
         </w:rPr>
-        <w:t>[Ans: N/A]</w:t>
+        <w:t>[Ans: D]</w:t>
       </w:r>
     </w:p>
     <w:p>
@@ -827,13 +827,13 @@
           <w:b/>
           <w:sz w:val="18"/>
         </w:rPr>
-        <w:t xml:space="preserve">[2025 Evening Shift] Q#2 (MCQ): </w:t>
+        <w:t xml:space="preserve">[2025 Evening Shift] Q#1 (MCQ): </w:t>
       </w:r>
       <w:r>
         <w:rPr>
           <w:sz w:val="18"/>
         </w:rPr>
-        <w:t xml:space="preserve">"Match the LIST-I with LIST-II LIST-I (Reagent) LIST-II (Functional Group detected) A. Sodium bicarbonate solution I. double bond/unsaturatio..."  </w:t>
+        <w:t xml:space="preserve">"Identify the inorganic sulphides that are yellow in colour : (A) (NH_(4))_(2)S (B) PbS (C) CuS (D) As_(2)S_(3) (E) As_(2)S_(5) Cho..."  </w:t>
       </w:r>
       <w:r>
         <w:rPr>
@@ -858,7 +858,215 @@
           <w:color w:val="2B6CB0"/>
           <w:sz w:val="24"/>
         </w:rPr>
-        <w:t>3.2 Salt Analysis — Standard Calculations &amp; Problem Archetypes (Very High Yield — 17 PYQs)</w:t>
+        <w:t>3.2 Salt Analysis — Core Principles &amp; Governing Laws (Very High Yield — 16 PYQs)</w:t>
+      </w:r>
+    </w:p>
+    <w:p>
+      <w:r>
+        <w:rPr>
+          <w:b/>
+          <w:sz w:val="20"/>
+        </w:rPr>
+        <w:t xml:space="preserve">Core Principle: </w:t>
+      </w:r>
+      <w:r>
+        <w:rPr>
+          <w:sz w:val="20"/>
+        </w:rPr>
+        <w:t>Fundamental definitions, core postulates, and governing physical/chemical relations in Salt Analysis.</w:t>
+      </w:r>
+    </w:p>
+    <w:tbl>
+      <w:tblPr>
+        <w:tblW w:type="auto" w:w="0"/>
+        <w:jc w:val="center"/>
+        <w:tblLook w:firstColumn="1" w:firstRow="1" w:lastColumn="0" w:lastRow="0" w:noHBand="0" w:noVBand="1" w:val="04A0"/>
+      </w:tblPr>
+      <w:tblGrid>
+        <w:gridCol w:w="10080"/>
+      </w:tblGrid>
+      <w:tr>
+        <w:tc>
+          <w:tcPr>
+            <w:tcW w:type="dxa" w:w="10080"/>
+            <w:shd w:fill="FFF5F5"/>
+            <w:tcMar>
+              <w:top w:w="100" w:type="dxa"/>
+              <w:bottom w:w="100" w:type="dxa"/>
+              <w:left w:w="150" w:type="dxa"/>
+              <w:right w:w="150" w:type="dxa"/>
+            </w:tcMar>
+          </w:tcPr>
+          <w:p>
+            <w:r>
+              <w:rPr>
+                <w:b/>
+                <w:color w:val="C53030"/>
+                <w:sz w:val="19"/>
+              </w:rPr>
+              <w:t xml:space="preserve">⚠️ Common Trap / JEE Pitfall: </w:t>
+            </w:r>
+            <w:r>
+              <w:rPr>
+                <w:color w:val="2D3748"/>
+                <w:sz w:val="19"/>
+              </w:rPr>
+              <w:t>Carefully verify units, standard reference states, and sign conventions in Salt Analysis.</w:t>
+            </w:r>
+          </w:p>
+        </w:tc>
+      </w:tr>
+    </w:tbl>
+    <w:tbl>
+      <w:tblPr>
+        <w:tblW w:type="auto" w:w="0"/>
+        <w:jc w:val="center"/>
+        <w:tblLook w:firstColumn="1" w:firstRow="1" w:lastColumn="0" w:lastRow="0" w:noHBand="0" w:noVBand="1" w:val="04A0"/>
+      </w:tblPr>
+      <w:tblGrid>
+        <w:gridCol w:w="10080"/>
+      </w:tblGrid>
+      <w:tr>
+        <w:tc>
+          <w:tcPr>
+            <w:tcW w:type="dxa" w:w="10080"/>
+            <w:shd w:fill="F0FFF4"/>
+            <w:tcMar>
+              <w:top w:w="100" w:type="dxa"/>
+              <w:bottom w:w="100" w:type="dxa"/>
+              <w:left w:w="150" w:type="dxa"/>
+              <w:right w:w="150" w:type="dxa"/>
+            </w:tcMar>
+          </w:tcPr>
+          <w:p>
+            <w:r>
+              <w:rPr>
+                <w:b/>
+                <w:color w:val="276749"/>
+                <w:sz w:val="19"/>
+              </w:rPr>
+              <w:t xml:space="preserve">💡 Speed Hack / Trick: </w:t>
+            </w:r>
+            <w:r>
+              <w:rPr>
+                <w:color w:val="2D3748"/>
+                <w:sz w:val="19"/>
+              </w:rPr>
+              <w:t>Focus on high-yield formulas and standard limiting approximations tested in Salt Analysis PYQs.</w:t>
+            </w:r>
+          </w:p>
+        </w:tc>
+      </w:tr>
+    </w:tbl>
+    <w:p>
+      <w:pPr>
+        <w:spacing w:before="120" w:after="40"/>
+      </w:pPr>
+      <w:r>
+        <w:rPr>
+          <w:b/>
+          <w:color w:val="1A365D"/>
+          <w:sz w:val="19"/>
+        </w:rPr>
+        <w:t>Source PYQs testing this concept:</w:t>
+      </w:r>
+    </w:p>
+    <w:p>
+      <w:pPr>
+        <w:pStyle w:val="ListBullet"/>
+        <w:spacing w:after="40"/>
+      </w:pPr>
+      <w:r>
+        <w:rPr>
+          <w:b/>
+          <w:sz w:val="18"/>
+        </w:rPr>
+        <w:t xml:space="preserve">[2026 Evening Shift] Q#1 (MCQ): </w:t>
+      </w:r>
+      <w:r>
+        <w:rPr>
+          <w:sz w:val="18"/>
+        </w:rPr>
+        <w:t xml:space="preserve">"Among Fe^3+,Pb^2+,Cu^2+ and Mn^2+ , identify the one that gets precipitated out while passing H_(2)S in presence of NH_(4)OH..."  </w:t>
+      </w:r>
+      <w:r>
+        <w:rPr>
+          <w:b/>
+          <w:color w:val="2B6CB0"/>
+          <w:sz w:val="18"/>
+        </w:rPr>
+        <w:t>[Ans: N/A]</w:t>
+      </w:r>
+    </w:p>
+    <w:p>
+      <w:pPr>
+        <w:pStyle w:val="ListBullet"/>
+        <w:spacing w:after="40"/>
+      </w:pPr>
+      <w:r>
+        <w:rPr>
+          <w:b/>
+          <w:sz w:val="18"/>
+        </w:rPr>
+        <w:t xml:space="preserve">[2026 Morning Shift] Q#1 (MCQ): </w:t>
+      </w:r>
+      <w:r>
+        <w:rPr>
+          <w:sz w:val="18"/>
+        </w:rPr>
+        <w:t xml:space="preserve">"Consider three metal chlorides x,y and z , where x is water soluble at room temperature, y is sparingly soluble in water at room temperatu..."  </w:t>
+      </w:r>
+      <w:r>
+        <w:rPr>
+          <w:b/>
+          <w:color w:val="2B6CB0"/>
+          <w:sz w:val="18"/>
+        </w:rPr>
+        <w:t>[Ans: N/A]</w:t>
+      </w:r>
+    </w:p>
+    <w:p>
+      <w:pPr>
+        <w:pStyle w:val="ListBullet"/>
+        <w:spacing w:after="40"/>
+      </w:pPr>
+      <w:r>
+        <w:rPr>
+          <w:b/>
+          <w:sz w:val="18"/>
+        </w:rPr>
+        <w:t xml:space="preserve">[2026 Evening Shift] Q#4 (MCQ): </w:t>
+      </w:r>
+      <w:r>
+        <w:rPr>
+          <w:sz w:val="18"/>
+        </w:rPr>
+        <w:t xml:space="preserve">"In the Group analysis of cations, Ba^2+ &amp; Ca^2+ are precipitated respectively as..."  </w:t>
+      </w:r>
+      <w:r>
+        <w:rPr>
+          <w:b/>
+          <w:color w:val="2B6CB0"/>
+          <w:sz w:val="18"/>
+        </w:rPr>
+        <w:t>[Ans: D]</w:t>
+      </w:r>
+    </w:p>
+    <w:p>
+      <w:pPr>
+        <w:spacing w:after="120"/>
+      </w:pPr>
+    </w:p>
+    <w:p>
+      <w:pPr>
+        <w:pStyle w:val="Heading2"/>
+      </w:pPr>
+      <w:r>
+        <w:rPr>
+          <w:color w:val="2B6CB0"/>
+          <w:sz w:val="24"/>
+        </w:rPr>
+        <w:t>3.3 Salt Analysis — Standard Calculations &amp; Problem Archetypes (Standard Yield — 1 PYQs)</w:t>
       </w:r>
     </w:p>
     <w:p>
@@ -981,13 +1189,13 @@
           <w:b/>
           <w:sz w:val="18"/>
         </w:rPr>
-        <w:t xml:space="preserve">[2026 Evening Shift] Q#1 (MCQ): </w:t>
+        <w:t xml:space="preserve">[2024 Morning Shift] Q#2 (Numerical): </w:t>
       </w:r>
       <w:r>
         <w:rPr>
           <w:sz w:val="18"/>
         </w:rPr>
-        <w:t xml:space="preserve">"Among Fe^3+,Pb^2+,Cu^2+ and Mn^2+ , identify the one that gets precipitated out while passing H_(2)S in presence of NH_(4)OH..."  </w:t>
+        <w:t xml:space="preserve">"The number of white coloured salts, among the following is (a) SrSO_(4) (b) Mg(NH_(4))PO_(4) (c) BaCrO_(4) (d) Mn(OH)_(2) (e) $PbSO_..."  </w:t>
       </w:r>
       <w:r>
         <w:rPr>
@@ -995,269 +1203,7 @@
           <w:color w:val="2B6CB0"/>
           <w:sz w:val="18"/>
         </w:rPr>
-        <w:t>[Ans: N/A]</w:t>
-      </w:r>
-    </w:p>
-    <w:p>
-      <w:pPr>
-        <w:pStyle w:val="ListBullet"/>
-        <w:spacing w:after="40"/>
-      </w:pPr>
-      <w:r>
-        <w:rPr>
-          <w:b/>
-          <w:sz w:val="18"/>
-        </w:rPr>
-        <w:t xml:space="preserve">[2026 Morning Shift] Q#1 (MCQ): </w:t>
-      </w:r>
-      <w:r>
-        <w:rPr>
-          <w:sz w:val="18"/>
-        </w:rPr>
-        <w:t xml:space="preserve">"Consider three metal chlorides x,y and z , where x is water soluble at room temperature, y is sparingly soluble in water at room temperatu..."  </w:t>
-      </w:r>
-      <w:r>
-        <w:rPr>
-          <w:b/>
-          <w:color w:val="2B6CB0"/>
-          <w:sz w:val="18"/>
-        </w:rPr>
-        <w:t>[Ans: N/A]</w:t>
-      </w:r>
-    </w:p>
-    <w:p>
-      <w:pPr>
-        <w:pStyle w:val="ListBullet"/>
-        <w:spacing w:after="40"/>
-      </w:pPr>
-      <w:r>
-        <w:rPr>
-          <w:b/>
-          <w:sz w:val="18"/>
-        </w:rPr>
-        <w:t xml:space="preserve">[2026 Evening Shift] Q#4 (MCQ): </w:t>
-      </w:r>
-      <w:r>
-        <w:rPr>
-          <w:sz w:val="18"/>
-        </w:rPr>
-        <w:t xml:space="preserve">"In the Group analysis of cations, Ba^2+ &amp; Ca^2+ are precipitated respectively as..."  </w:t>
-      </w:r>
-      <w:r>
-        <w:rPr>
-          <w:b/>
-          <w:color w:val="2B6CB0"/>
-          <w:sz w:val="18"/>
-        </w:rPr>
-        <w:t>[Ans: D]</w:t>
-      </w:r>
-    </w:p>
-    <w:p>
-      <w:pPr>
-        <w:spacing w:after="120"/>
-      </w:pPr>
-    </w:p>
-    <w:p>
-      <w:pPr>
-        <w:pStyle w:val="Heading2"/>
-      </w:pPr>
-      <w:r>
-        <w:rPr>
-          <w:color w:val="2B6CB0"/>
-          <w:sz w:val="24"/>
-        </w:rPr>
-        <w:t>3.3 Salt Analysis — Core Principles &amp; Governing Laws (Moderate Yield — 6 PYQs)</w:t>
-      </w:r>
-    </w:p>
-    <w:p>
-      <w:r>
-        <w:rPr>
-          <w:b/>
-          <w:sz w:val="20"/>
-        </w:rPr>
-        <w:t xml:space="preserve">Core Principle: </w:t>
-      </w:r>
-      <w:r>
-        <w:rPr>
-          <w:sz w:val="20"/>
-        </w:rPr>
-        <w:t>Fundamental definitions, core postulates, and governing physical/chemical relations in Salt Analysis.</w:t>
-      </w:r>
-    </w:p>
-    <w:tbl>
-      <w:tblPr>
-        <w:tblW w:type="auto" w:w="0"/>
-        <w:jc w:val="center"/>
-        <w:tblLook w:firstColumn="1" w:firstRow="1" w:lastColumn="0" w:lastRow="0" w:noHBand="0" w:noVBand="1" w:val="04A0"/>
-      </w:tblPr>
-      <w:tblGrid>
-        <w:gridCol w:w="10080"/>
-      </w:tblGrid>
-      <w:tr>
-        <w:tc>
-          <w:tcPr>
-            <w:tcW w:type="dxa" w:w="10080"/>
-            <w:shd w:fill="FFF5F5"/>
-            <w:tcMar>
-              <w:top w:w="100" w:type="dxa"/>
-              <w:bottom w:w="100" w:type="dxa"/>
-              <w:left w:w="150" w:type="dxa"/>
-              <w:right w:w="150" w:type="dxa"/>
-            </w:tcMar>
-          </w:tcPr>
-          <w:p>
-            <w:r>
-              <w:rPr>
-                <w:b/>
-                <w:color w:val="C53030"/>
-                <w:sz w:val="19"/>
-              </w:rPr>
-              <w:t xml:space="preserve">⚠️ Common Trap / JEE Pitfall: </w:t>
-            </w:r>
-            <w:r>
-              <w:rPr>
-                <w:color w:val="2D3748"/>
-                <w:sz w:val="19"/>
-              </w:rPr>
-              <w:t>Carefully verify units, standard reference states, and sign conventions in Salt Analysis.</w:t>
-            </w:r>
-          </w:p>
-        </w:tc>
-      </w:tr>
-    </w:tbl>
-    <w:tbl>
-      <w:tblPr>
-        <w:tblW w:type="auto" w:w="0"/>
-        <w:jc w:val="center"/>
-        <w:tblLook w:firstColumn="1" w:firstRow="1" w:lastColumn="0" w:lastRow="0" w:noHBand="0" w:noVBand="1" w:val="04A0"/>
-      </w:tblPr>
-      <w:tblGrid>
-        <w:gridCol w:w="10080"/>
-      </w:tblGrid>
-      <w:tr>
-        <w:tc>
-          <w:tcPr>
-            <w:tcW w:type="dxa" w:w="10080"/>
-            <w:shd w:fill="F0FFF4"/>
-            <w:tcMar>
-              <w:top w:w="100" w:type="dxa"/>
-              <w:bottom w:w="100" w:type="dxa"/>
-              <w:left w:w="150" w:type="dxa"/>
-              <w:right w:w="150" w:type="dxa"/>
-            </w:tcMar>
-          </w:tcPr>
-          <w:p>
-            <w:r>
-              <w:rPr>
-                <w:b/>
-                <w:color w:val="276749"/>
-                <w:sz w:val="19"/>
-              </w:rPr>
-              <w:t xml:space="preserve">💡 Speed Hack / Trick: </w:t>
-            </w:r>
-            <w:r>
-              <w:rPr>
-                <w:color w:val="2D3748"/>
-                <w:sz w:val="19"/>
-              </w:rPr>
-              <w:t>Focus on high-yield formulas and standard limiting approximations tested in Salt Analysis PYQs.</w:t>
-            </w:r>
-          </w:p>
-        </w:tc>
-      </w:tr>
-    </w:tbl>
-    <w:p>
-      <w:pPr>
-        <w:spacing w:before="120" w:after="40"/>
-      </w:pPr>
-      <w:r>
-        <w:rPr>
-          <w:b/>
-          <w:color w:val="1A365D"/>
-          <w:sz w:val="19"/>
-        </w:rPr>
-        <w:t>Source PYQs testing this concept:</w:t>
-      </w:r>
-    </w:p>
-    <w:p>
-      <w:pPr>
-        <w:pStyle w:val="ListBullet"/>
-        <w:spacing w:after="40"/>
-      </w:pPr>
-      <w:r>
-        <w:rPr>
-          <w:b/>
-          <w:sz w:val="18"/>
-        </w:rPr>
-        <w:t xml:space="preserve">[2026 Morning Shift] Q#3 (MCQ): </w:t>
-      </w:r>
-      <w:r>
-        <w:rPr>
-          <w:sz w:val="18"/>
-        </w:rPr>
-        <w:t xml:space="preserve">"Given below are two statements: Statement I : Griss-Ilosvay test is used for the detection of nitrite ion, which involves the use of sulphan..."  </w:t>
-      </w:r>
-      <w:r>
-        <w:rPr>
-          <w:b/>
-          <w:color w:val="2B6CB0"/>
-          <w:sz w:val="18"/>
-        </w:rPr>
-        <w:t>[Ans: D]</w:t>
-      </w:r>
-    </w:p>
-    <w:p>
-      <w:pPr>
-        <w:pStyle w:val="ListBullet"/>
-        <w:spacing w:after="40"/>
-      </w:pPr>
-      <w:r>
-        <w:rPr>
-          <w:b/>
-          <w:sz w:val="18"/>
-        </w:rPr>
-        <w:t xml:space="preserve">[2025 Evening Shift] Q#3 (MCQ): </w:t>
-      </w:r>
-      <w:r>
-        <w:rPr>
-          <w:sz w:val="18"/>
-        </w:rPr>
-        <w:t xml:space="preserve">"Formation of Na_(4)[Fe(CN)_(5)NOS] , a purple coloured complex formed by addition of sodium nitroprusside in sodium carbonate extract of s..."  </w:t>
-      </w:r>
-      <w:r>
-        <w:rPr>
-          <w:b/>
-          <w:color w:val="2B6CB0"/>
-          <w:sz w:val="18"/>
-        </w:rPr>
-        <w:t>[Ans: N/A]</w:t>
-      </w:r>
-    </w:p>
-    <w:p>
-      <w:pPr>
-        <w:pStyle w:val="ListBullet"/>
-        <w:spacing w:after="40"/>
-      </w:pPr>
-      <w:r>
-        <w:rPr>
-          <w:b/>
-          <w:sz w:val="18"/>
-        </w:rPr>
-        <w:t xml:space="preserve">[2025 Morning Shift] Q#4 (MCQ): </w:t>
-      </w:r>
-      <w:r>
-        <w:rPr>
-          <w:sz w:val="18"/>
-        </w:rPr>
-        <w:t xml:space="preserve">"Given below are two statements : Statement I : Mohr's salt is composed of only three types of ions-ferrous, ammonium and sulfate. Statement ..."  </w:t>
-      </w:r>
-      <w:r>
-        <w:rPr>
-          <w:b/>
-          <w:color w:val="2B6CB0"/>
-          <w:sz w:val="18"/>
-        </w:rPr>
-        <w:t>[Ans: N/A]</w:t>
+        <w:t>[Ans: 5]</w:t>
       </w:r>
     </w:p>
     <w:p>
@@ -1531,7 +1477,7 @@
           <w:color w:val="1A365D"/>
           <w:sz w:val="22"/>
         </w:rPr>
-        <w:t>Benchmark Problem 3: JEE Main 2025 (Online) 28th January Evening Shift (Q#1)</w:t>
+        <w:t>Benchmark Problem 3: JEE Main 2024 (Online) 1st February Morning Shift (Q#2)</w:t>
       </w:r>
     </w:p>
     <w:p>
@@ -1542,55 +1488,7 @@
         <w:rPr>
           <w:sz w:val="20"/>
         </w:rPr>
-        <w:t>Identify the inorganic sulphides that are yellow in colour : (A) (NH_(4))_(2)S (B) PbS (C) CuS (D) As_(2)S_(3) (E) As_(2)S_(5) Choose the correct answer from the options given below :</w:t>
-      </w:r>
-    </w:p>
-    <w:p>
-      <w:pPr>
-        <w:pStyle w:val="ListBullet"/>
-        <w:spacing w:after="20"/>
-      </w:pPr>
-      <w:r>
-        <w:rPr>
-          <w:sz w:val="19"/>
-        </w:rPr>
-        <w:t>(A) (D) and (E) only</w:t>
-      </w:r>
-    </w:p>
-    <w:p>
-      <w:pPr>
-        <w:pStyle w:val="ListBullet"/>
-        <w:spacing w:after="20"/>
-      </w:pPr>
-      <w:r>
-        <w:rPr>
-          <w:sz w:val="19"/>
-        </w:rPr>
-        <w:t>(B) (A) and (B) only</w:t>
-      </w:r>
-    </w:p>
-    <w:p>
-      <w:pPr>
-        <w:pStyle w:val="ListBullet"/>
-        <w:spacing w:after="20"/>
-      </w:pPr>
-      <w:r>
-        <w:rPr>
-          <w:sz w:val="19"/>
-        </w:rPr>
-        <w:t>(C) (A), (D) and (E) only</w:t>
-      </w:r>
-    </w:p>
-    <w:p>
-      <w:pPr>
-        <w:pStyle w:val="ListBullet"/>
-        <w:spacing w:after="20"/>
-      </w:pPr>
-      <w:r>
-        <w:rPr>
-          <w:sz w:val="19"/>
-        </w:rPr>
-        <w:t>(D) (A) and (C) only</w:t>
+        <w:t>The number of white coloured salts, among the following is (a) SrSO_(4) (b) Mg(NH_(4))PO_(4) (c) BaCrO_(4) (d) Mn(OH)_(2) (e) PbSO_(4) (f) PbCrO_(4) (g) AgBr (h) PbI_(2) (i) CaC_(2)O_(4) (j) [Fe(OH)_(2)(CH_(3)COO)]</w:t>
       </w:r>
     </w:p>
     <w:tbl>
@@ -1621,7 +1519,7 @@
                 <w:color w:val="1A365D"/>
                 <w:sz w:val="19"/>
               </w:rPr>
-              <w:t>Correct Answer: None</w:t>
+              <w:t>Correct Answer: 5</w:t>
               <w:br/>
             </w:r>
             <w:r>
@@ -1631,7 +1529,7 @@
               </w:rPr>
               <w:t>Solution Analysis:</w:t>
               <w:br/>
-              <w:t>We want to identify which among the listed sulfides are yellow in color: (NH_(𝟒))_(𝟐)S Ammonium sulfide is typically encountered as an aqueous solution that can be colorless to slightly yellowish in solution form. It is not known as a distinct “yellow sulfide” compound in the same sense as solid colored sulfides like orpiment (see below). PbS (lead(II) sulfide) PbS (Galena) is well-known to be black or grayish‐black in color. CuS (copper(II) sulfide) CuS is black (covellite). As_(𝟐)S_(𝟑) (arsenic(III) sulfide) As_(2)S_(3) (orpiment) is characteristically yellow . As_(𝟐)S_(𝟓) (arsenic(V) sulfide) As_(2)S_(5) is also typically a yellow sulfide. Hence, among the options given, (D)As_(2)S_(3) and (E)As_(2)S_(5) are the two yellow inorganic sulfides. Correct Choice (D) and (E) only.</w:t>
+              <w:t>To determine the number of white coloured salts among the listed compounds, we look at their common color characteristics: (a) SrSO_(4) - Generally, most sulfate salts are white unless the cation imparts a color. Strontium sulfate is indeed white. (b) Mg(NH_(4))PO_(4) - Magnesium ammonium phosphate is also known to be white. This is typical for many phosphates with colorless cations. (c) BaCrO_(4) - Barium chromate is well-known for its yellow color, a characteristic of many chromates. (d) Mn(OH)_(2) - Manganese hydroxide can have a faint pink to white color, but in this context, we consider it white for counting purposes. (e) PbSO_(4) - Lead sulfate is white, consistent with many lead salts not influenced by strong coloring anions. (f) PbCrO_(4) - Lead chromate is distinguished by its yellow color, again a feature of chromate salts. (g) AgBr - Silver bromide is known for its pale yellow to virtually white appearance, but it is more accurately described as pale yellow. (h) PbI_(2) - Lead iodide exhibits a bright yellow color, typical for many iodides with heavy metal cations. (i) CaC_(2)O_(4) - Calcium oxalate is white, as most insoluble oxalates are. (j) [Fe(OH)_(2)(CH_(3)COO)] - This complex containing iron is brown red due to the presence of iron ions. Summarizing, the white salts among the given compounds are SrSO_(4) , Mg(NH_(4))PO_(4) , Mn(OH)_(2) , PbSO_(4) , and CaC_(2)O_(4) , making a total of 5 white colored salts.</w:t>
             </w:r>
           </w:p>
         </w:tc>
